--- a/Mobile app dev.docx
+++ b/Mobile app dev.docx
@@ -211,6 +211,130 @@
     </w:p>
     <w:p>
       <w:pPr>
+        <w:rPr>
+          <w:sz w:val="28"/>
+          <w:szCs w:val="28"/>
+        </w:rPr>
+      </w:pPr>
+      <w:r>
+        <w:rPr>
+          <w:sz w:val="28"/>
+          <w:szCs w:val="28"/>
+        </w:rPr>
+        <w:lastRenderedPageBreak/>
+        <w:t>WEEK 1: INTRODUCTION TO MOBILE DEVELOPMENT</w:t>
+      </w:r>
+    </w:p>
+    <w:p>
+      <w:pPr>
+        <w:rPr>
+          <w:sz w:val="28"/>
+          <w:szCs w:val="28"/>
+        </w:rPr>
+      </w:pPr>
+    </w:p>
+    <w:p>
+      <w:pPr>
+        <w:rPr>
+          <w:sz w:val="28"/>
+          <w:szCs w:val="28"/>
+        </w:rPr>
+      </w:pPr>
+      <w:r>
+        <w:rPr>
+          <w:sz w:val="28"/>
+          <w:szCs w:val="28"/>
+        </w:rPr>
+        <w:t>Learning Outcomes:</w:t>
+      </w:r>
+    </w:p>
+    <w:p>
+      <w:pPr>
+        <w:rPr>
+          <w:sz w:val="28"/>
+          <w:szCs w:val="28"/>
+        </w:rPr>
+      </w:pPr>
+      <w:r>
+        <w:rPr>
+          <w:sz w:val="28"/>
+          <w:szCs w:val="28"/>
+        </w:rPr>
+        <w:t xml:space="preserve">- Installed Android Studio, Flutter SDK, and </w:t>
+      </w:r>
+      <w:proofErr w:type="spellStart"/>
+      <w:r>
+        <w:rPr>
+          <w:sz w:val="28"/>
+          <w:szCs w:val="28"/>
+        </w:rPr>
+        <w:t>Git</w:t>
+      </w:r>
+      <w:proofErr w:type="spellEnd"/>
+    </w:p>
+    <w:p>
+      <w:pPr>
+        <w:rPr>
+          <w:sz w:val="28"/>
+          <w:szCs w:val="28"/>
+        </w:rPr>
+      </w:pPr>
+      <w:r>
+        <w:rPr>
+          <w:sz w:val="28"/>
+          <w:szCs w:val="28"/>
+        </w:rPr>
+        <w:t xml:space="preserve">- Created </w:t>
+      </w:r>
+      <w:proofErr w:type="gramStart"/>
+      <w:r>
+        <w:rPr>
+          <w:sz w:val="28"/>
+          <w:szCs w:val="28"/>
+        </w:rPr>
+        <w:t>first</w:t>
+      </w:r>
+      <w:proofErr w:type="gramEnd"/>
+      <w:r>
+        <w:rPr>
+          <w:sz w:val="28"/>
+          <w:szCs w:val="28"/>
+        </w:rPr>
+        <w:t xml:space="preserve"> Flutter application</w:t>
+      </w:r>
+    </w:p>
+    <w:p>
+      <w:pPr>
+        <w:rPr>
+          <w:sz w:val="28"/>
+          <w:szCs w:val="28"/>
+        </w:rPr>
+      </w:pPr>
+      <w:r>
+        <w:rPr>
+          <w:sz w:val="28"/>
+          <w:szCs w:val="28"/>
+        </w:rPr>
+        <w:t>- Modified app title, colors, and font sizes</w:t>
+      </w:r>
+    </w:p>
+    <w:p>
+      <w:pPr>
+        <w:rPr>
+          <w:sz w:val="28"/>
+          <w:szCs w:val="28"/>
+        </w:rPr>
+      </w:pPr>
+      <w:r>
+        <w:rPr>
+          <w:sz w:val="28"/>
+          <w:szCs w:val="28"/>
+        </w:rPr>
+        <w:t>- Ran app on mobile phone</w:t>
+      </w:r>
+    </w:p>
+    <w:p>
+      <w:pPr>
         <w:jc w:val="center"/>
         <w:rPr>
           <w:sz w:val="28"/>
@@ -1948,46 +2072,193 @@
           <w:szCs w:val="28"/>
         </w:rPr>
         <w:lastRenderedPageBreak/>
-        <w:t xml:space="preserve">A simple Student </w:t>
-      </w:r>
-      <w:proofErr w:type="gramStart"/>
-      <w:r>
-        <w:rPr>
-          <w:sz w:val="28"/>
-          <w:szCs w:val="28"/>
-        </w:rPr>
-        <w:t>management</w:t>
-      </w:r>
-      <w:proofErr w:type="gramEnd"/>
-      <w:r>
-        <w:rPr>
-          <w:sz w:val="28"/>
-          <w:szCs w:val="28"/>
-        </w:rPr>
-        <w:t xml:space="preserve"> App</w:t>
-      </w:r>
-    </w:p>
-    <w:p>
-      <w:pPr>
-        <w:tabs>
-          <w:tab w:val="left" w:pos="3008"/>
-        </w:tabs>
-        <w:rPr>
-          <w:sz w:val="28"/>
-          <w:szCs w:val="28"/>
-        </w:rPr>
-      </w:pPr>
-      <w:r>
-        <w:rPr>
-          <w:noProof/>
+        <w:t>WEEK 2: PROGRAMMING LANGUAGES AND FRAMEWORKS</w:t>
+      </w:r>
+    </w:p>
+    <w:p>
+      <w:pPr>
+        <w:tabs>
+          <w:tab w:val="left" w:pos="3008"/>
+        </w:tabs>
+        <w:rPr>
+          <w:sz w:val="28"/>
+          <w:szCs w:val="28"/>
+        </w:rPr>
+      </w:pPr>
+      <w:r>
+        <w:rPr>
+          <w:sz w:val="28"/>
+          <w:szCs w:val="28"/>
+        </w:rPr>
+        <w:t>Student Management App Features:</w:t>
+      </w:r>
+    </w:p>
+    <w:p>
+      <w:pPr>
+        <w:tabs>
+          <w:tab w:val="left" w:pos="3008"/>
+        </w:tabs>
+        <w:rPr>
+          <w:sz w:val="28"/>
+          <w:szCs w:val="28"/>
+        </w:rPr>
+      </w:pPr>
+      <w:r>
+        <w:rPr>
+          <w:sz w:val="28"/>
+          <w:szCs w:val="28"/>
+        </w:rPr>
+        <w:t>1. Login Screen with validation</w:t>
+      </w:r>
+    </w:p>
+    <w:p>
+      <w:pPr>
+        <w:tabs>
+          <w:tab w:val="left" w:pos="3008"/>
+        </w:tabs>
+        <w:rPr>
+          <w:sz w:val="28"/>
+          <w:szCs w:val="28"/>
+        </w:rPr>
+      </w:pPr>
+      <w:r>
+        <w:rPr>
+          <w:sz w:val="28"/>
+          <w:szCs w:val="28"/>
+        </w:rPr>
+        <w:t>2. Student Registration</w:t>
+      </w:r>
+    </w:p>
+    <w:p>
+      <w:pPr>
+        <w:tabs>
+          <w:tab w:val="left" w:pos="3008"/>
+        </w:tabs>
+        <w:rPr>
+          <w:sz w:val="28"/>
+          <w:szCs w:val="28"/>
+        </w:rPr>
+      </w:pPr>
+      <w:r>
+        <w:rPr>
+          <w:sz w:val="28"/>
+          <w:szCs w:val="28"/>
+        </w:rPr>
+        <w:t>3. Add new students</w:t>
+      </w:r>
+    </w:p>
+    <w:p>
+      <w:pPr>
+        <w:tabs>
+          <w:tab w:val="left" w:pos="3008"/>
+        </w:tabs>
+        <w:rPr>
+          <w:sz w:val="28"/>
+          <w:szCs w:val="28"/>
+        </w:rPr>
+      </w:pPr>
+      <w:r>
+        <w:rPr>
+          <w:sz w:val="28"/>
+          <w:szCs w:val="28"/>
+        </w:rPr>
+        <w:t>4. View all students</w:t>
+      </w:r>
+    </w:p>
+    <w:p>
+      <w:pPr>
+        <w:tabs>
+          <w:tab w:val="left" w:pos="3008"/>
+        </w:tabs>
+        <w:rPr>
+          <w:sz w:val="28"/>
+          <w:szCs w:val="28"/>
+        </w:rPr>
+      </w:pPr>
+      <w:r>
+        <w:rPr>
+          <w:sz w:val="28"/>
+          <w:szCs w:val="28"/>
+        </w:rPr>
+        <w:t>5. Delete students</w:t>
+      </w:r>
+    </w:p>
+    <w:p>
+      <w:pPr>
+        <w:tabs>
+          <w:tab w:val="left" w:pos="3008"/>
+        </w:tabs>
+        <w:rPr>
+          <w:sz w:val="28"/>
+          <w:szCs w:val="28"/>
+        </w:rPr>
+      </w:pPr>
+      <w:r>
+        <w:rPr>
+          <w:sz w:val="28"/>
+          <w:szCs w:val="28"/>
+        </w:rPr>
+        <w:t xml:space="preserve">6. Local storage using </w:t>
+      </w:r>
+      <w:proofErr w:type="spellStart"/>
+      <w:r>
+        <w:rPr>
+          <w:sz w:val="28"/>
+          <w:szCs w:val="28"/>
+        </w:rPr>
+        <w:t>SharedPreferences</w:t>
+      </w:r>
+      <w:proofErr w:type="spellEnd"/>
+    </w:p>
+    <w:p>
+      <w:pPr>
+        <w:tabs>
+          <w:tab w:val="left" w:pos="3008"/>
+        </w:tabs>
+        <w:rPr>
+          <w:sz w:val="28"/>
+          <w:szCs w:val="28"/>
+        </w:rPr>
+      </w:pPr>
+    </w:p>
+    <w:p>
+      <w:pPr>
+        <w:tabs>
+          <w:tab w:val="left" w:pos="3008"/>
+        </w:tabs>
+        <w:rPr>
+          <w:sz w:val="28"/>
+          <w:szCs w:val="28"/>
+        </w:rPr>
+      </w:pPr>
+      <w:r>
+        <w:rPr>
+          <w:sz w:val="28"/>
+          <w:szCs w:val="28"/>
+        </w:rPr>
+        <w:t>Code Snippet (Login Screen):</w:t>
+      </w:r>
+    </w:p>
+    <w:p>
+      <w:pPr>
+        <w:tabs>
+          <w:tab w:val="left" w:pos="3008"/>
+        </w:tabs>
+        <w:rPr>
+          <w:sz w:val="28"/>
+          <w:szCs w:val="28"/>
+        </w:rPr>
+      </w:pPr>
+      <w:r>
+        <w:rPr>
           <w:sz w:val="28"/>
           <w:szCs w:val="28"/>
         </w:rPr>
         <w:drawing>
-          <wp:inline distT="0" distB="0" distL="0" distR="0" wp14:anchorId="65155FF2" wp14:editId="4A11CAFF">
-            <wp:extent cx="5943600" cy="3443605"/>
-            <wp:effectExtent l="0" t="0" r="0" b="4445"/>
-            <wp:docPr id="27" name="Picture 27"/>
+          <wp:inline distT="0" distB="0" distL="0" distR="0" wp14:anchorId="73436BE6" wp14:editId="7C8F448C">
+            <wp:extent cx="5105662" cy="2616334"/>
+            <wp:effectExtent l="0" t="0" r="0" b="0"/>
+            <wp:docPr id="6" name="Picture 6"/>
             <wp:cNvGraphicFramePr>
               <a:graphicFrameLocks xmlns:a="http://schemas.openxmlformats.org/drawingml/2006/main" noChangeAspect="1"/>
             </wp:cNvGraphicFramePr>
@@ -2007,7 +2278,7 @@
                   <pic:spPr>
                     <a:xfrm>
                       <a:off x="0" y="0"/>
-                      <a:ext cx="5943600" cy="3443605"/>
+                      <a:ext cx="5105662" cy="2616334"/>
                     </a:xfrm>
                     <a:prstGeom prst="rect">
                       <a:avLst/>
@@ -2019,6 +2290,118 @@
           </wp:inline>
         </w:drawing>
       </w:r>
+    </w:p>
+    <w:p>
+      <w:pPr>
+        <w:tabs>
+          <w:tab w:val="left" w:pos="3008"/>
+        </w:tabs>
+        <w:rPr>
+          <w:sz w:val="28"/>
+          <w:szCs w:val="28"/>
+        </w:rPr>
+      </w:pPr>
+    </w:p>
+    <w:p>
+      <w:pPr>
+        <w:tabs>
+          <w:tab w:val="left" w:pos="3008"/>
+        </w:tabs>
+        <w:rPr>
+          <w:sz w:val="28"/>
+          <w:szCs w:val="28"/>
+        </w:rPr>
+      </w:pPr>
+    </w:p>
+    <w:p>
+      <w:pPr>
+        <w:tabs>
+          <w:tab w:val="left" w:pos="3008"/>
+        </w:tabs>
+        <w:rPr>
+          <w:sz w:val="28"/>
+          <w:szCs w:val="28"/>
+        </w:rPr>
+      </w:pPr>
+    </w:p>
+    <w:p>
+      <w:pPr>
+        <w:tabs>
+          <w:tab w:val="left" w:pos="3008"/>
+        </w:tabs>
+        <w:rPr>
+          <w:sz w:val="28"/>
+          <w:szCs w:val="28"/>
+        </w:rPr>
+      </w:pPr>
+    </w:p>
+    <w:p>
+      <w:pPr>
+        <w:tabs>
+          <w:tab w:val="left" w:pos="3008"/>
+        </w:tabs>
+        <w:rPr>
+          <w:sz w:val="28"/>
+          <w:szCs w:val="28"/>
+        </w:rPr>
+      </w:pPr>
+    </w:p>
+    <w:p>
+      <w:pPr>
+        <w:tabs>
+          <w:tab w:val="left" w:pos="3008"/>
+        </w:tabs>
+        <w:rPr>
+          <w:sz w:val="28"/>
+          <w:szCs w:val="28"/>
+        </w:rPr>
+      </w:pPr>
+    </w:p>
+    <w:p>
+      <w:pPr>
+        <w:tabs>
+          <w:tab w:val="left" w:pos="3008"/>
+        </w:tabs>
+        <w:rPr>
+          <w:sz w:val="28"/>
+          <w:szCs w:val="28"/>
+        </w:rPr>
+      </w:pPr>
+      <w:r>
+        <w:rPr>
+          <w:sz w:val="28"/>
+          <w:szCs w:val="28"/>
+        </w:rPr>
+        <w:lastRenderedPageBreak/>
+        <w:t xml:space="preserve">A simple Student </w:t>
+      </w:r>
+      <w:proofErr w:type="gramStart"/>
+      <w:r>
+        <w:rPr>
+          <w:sz w:val="28"/>
+          <w:szCs w:val="28"/>
+        </w:rPr>
+        <w:t>management</w:t>
+      </w:r>
+      <w:proofErr w:type="gramEnd"/>
+      <w:r>
+        <w:rPr>
+          <w:sz w:val="28"/>
+          <w:szCs w:val="28"/>
+        </w:rPr>
+        <w:t xml:space="preserve"> App</w:t>
+      </w:r>
+    </w:p>
+    <w:p>
+      <w:pPr>
+        <w:tabs>
+          <w:tab w:val="left" w:pos="3008"/>
+        </w:tabs>
+        <w:rPr>
+          <w:sz w:val="28"/>
+          <w:szCs w:val="28"/>
+        </w:rPr>
+      </w:pPr>
       <w:r>
         <w:rPr>
           <w:noProof/>
@@ -2026,10 +2409,10 @@
           <w:szCs w:val="28"/>
         </w:rPr>
         <w:drawing>
-          <wp:inline distT="0" distB="0" distL="0" distR="0" wp14:anchorId="4C5FCA28" wp14:editId="5524543B">
-            <wp:extent cx="5943600" cy="1229995"/>
-            <wp:effectExtent l="0" t="0" r="0" b="8255"/>
-            <wp:docPr id="28" name="Picture 28"/>
+          <wp:inline distT="0" distB="0" distL="0" distR="0" wp14:anchorId="65155FF2" wp14:editId="4A11CAFF">
+            <wp:extent cx="5943600" cy="3443605"/>
+            <wp:effectExtent l="0" t="0" r="0" b="4445"/>
+            <wp:docPr id="27" name="Picture 27"/>
             <wp:cNvGraphicFramePr>
               <a:graphicFrameLocks xmlns:a="http://schemas.openxmlformats.org/drawingml/2006/main" noChangeAspect="1"/>
             </wp:cNvGraphicFramePr>
@@ -2049,7 +2432,7 @@
                   <pic:spPr>
                     <a:xfrm>
                       <a:off x="0" y="0"/>
-                      <a:ext cx="5943600" cy="1229995"/>
+                      <a:ext cx="5943600" cy="3443605"/>
                     </a:xfrm>
                     <a:prstGeom prst="rect">
                       <a:avLst/>
@@ -2068,10 +2451,10 @@
           <w:szCs w:val="28"/>
         </w:rPr>
         <w:drawing>
-          <wp:inline distT="0" distB="0" distL="0" distR="0" wp14:anchorId="5942AB6E" wp14:editId="3D79AEB3">
-            <wp:extent cx="5943600" cy="3018155"/>
-            <wp:effectExtent l="0" t="0" r="0" b="0"/>
-            <wp:docPr id="29" name="Picture 29"/>
+          <wp:inline distT="0" distB="0" distL="0" distR="0" wp14:anchorId="4C5FCA28" wp14:editId="5524543B">
+            <wp:extent cx="5943600" cy="1229995"/>
+            <wp:effectExtent l="0" t="0" r="0" b="8255"/>
+            <wp:docPr id="28" name="Picture 28"/>
             <wp:cNvGraphicFramePr>
               <a:graphicFrameLocks xmlns:a="http://schemas.openxmlformats.org/drawingml/2006/main" noChangeAspect="1"/>
             </wp:cNvGraphicFramePr>
@@ -2091,7 +2474,7 @@
                   <pic:spPr>
                     <a:xfrm>
                       <a:off x="0" y="0"/>
-                      <a:ext cx="5943600" cy="3018155"/>
+                      <a:ext cx="5943600" cy="1229995"/>
                     </a:xfrm>
                     <a:prstGeom prst="rect">
                       <a:avLst/>
@@ -2105,41 +2488,15 @@
       </w:r>
       <w:r>
         <w:rPr>
-          <w:sz w:val="28"/>
-          <w:szCs w:val="28"/>
-        </w:rPr>
-        <w:t xml:space="preserve"> </w:t>
-      </w:r>
-    </w:p>
-    <w:p>
-      <w:pPr>
-        <w:tabs>
-          <w:tab w:val="left" w:pos="3008"/>
-        </w:tabs>
-        <w:rPr>
-          <w:sz w:val="28"/>
-          <w:szCs w:val="28"/>
-        </w:rPr>
-      </w:pPr>
-      <w:r>
-        <w:rPr>
-          <w:sz w:val="28"/>
-          <w:szCs w:val="28"/>
-        </w:rPr>
-        <w:lastRenderedPageBreak/>
-        <w:t>The Student App output (Mobile App screen shots)</w:t>
-      </w:r>
-      <w:r>
-        <w:rPr>
           <w:noProof/>
           <w:sz w:val="28"/>
           <w:szCs w:val="28"/>
         </w:rPr>
         <w:drawing>
-          <wp:inline distT="0" distB="0" distL="0" distR="0" wp14:anchorId="077A1DD6" wp14:editId="4BE5C93A">
-            <wp:extent cx="1968500" cy="3911600"/>
+          <wp:inline distT="0" distB="0" distL="0" distR="0" wp14:anchorId="5942AB6E" wp14:editId="3D79AEB3">
+            <wp:extent cx="5943600" cy="3018155"/>
             <wp:effectExtent l="0" t="0" r="0" b="0"/>
-            <wp:docPr id="30" name="Picture 30"/>
+            <wp:docPr id="29" name="Picture 29"/>
             <wp:cNvGraphicFramePr>
               <a:graphicFrameLocks xmlns:a="http://schemas.openxmlformats.org/drawingml/2006/main" noChangeAspect="1"/>
             </wp:cNvGraphicFramePr>
@@ -2159,7 +2516,7 @@
                   <pic:spPr>
                     <a:xfrm>
                       <a:off x="0" y="0"/>
-                      <a:ext cx="1968603" cy="3911805"/>
+                      <a:ext cx="5943600" cy="3018155"/>
                     </a:xfrm>
                     <a:prstGeom prst="rect">
                       <a:avLst/>
@@ -2176,7 +2533,26 @@
           <w:sz w:val="28"/>
           <w:szCs w:val="28"/>
         </w:rPr>
-        <w:t xml:space="preserve">  </w:t>
+        <w:t xml:space="preserve"> </w:t>
+      </w:r>
+    </w:p>
+    <w:p>
+      <w:pPr>
+        <w:tabs>
+          <w:tab w:val="left" w:pos="3008"/>
+        </w:tabs>
+        <w:rPr>
+          <w:sz w:val="28"/>
+          <w:szCs w:val="28"/>
+        </w:rPr>
+      </w:pPr>
+      <w:r>
+        <w:rPr>
+          <w:sz w:val="28"/>
+          <w:szCs w:val="28"/>
+        </w:rPr>
+        <w:lastRenderedPageBreak/>
+        <w:t>The Student App output (Mobile App screen shots)</w:t>
       </w:r>
       <w:r>
         <w:rPr>
@@ -2185,10 +2561,10 @@
           <w:szCs w:val="28"/>
         </w:rPr>
         <w:drawing>
-          <wp:inline distT="0" distB="0" distL="0" distR="0" wp14:anchorId="44F11CE2" wp14:editId="729BD738">
-            <wp:extent cx="1790792" cy="3930852"/>
+          <wp:inline distT="0" distB="0" distL="0" distR="0" wp14:anchorId="077A1DD6" wp14:editId="4BE5C93A">
+            <wp:extent cx="1968500" cy="3911600"/>
             <wp:effectExtent l="0" t="0" r="0" b="0"/>
-            <wp:docPr id="31" name="Picture 31"/>
+            <wp:docPr id="30" name="Picture 30"/>
             <wp:cNvGraphicFramePr>
               <a:graphicFrameLocks xmlns:a="http://schemas.openxmlformats.org/drawingml/2006/main" noChangeAspect="1"/>
             </wp:cNvGraphicFramePr>
@@ -2208,7 +2584,7 @@
                   <pic:spPr>
                     <a:xfrm>
                       <a:off x="0" y="0"/>
-                      <a:ext cx="1790792" cy="3930852"/>
+                      <a:ext cx="1968603" cy="3911805"/>
                     </a:xfrm>
                     <a:prstGeom prst="rect">
                       <a:avLst/>
@@ -2234,10 +2610,10 @@
           <w:szCs w:val="28"/>
         </w:rPr>
         <w:drawing>
-          <wp:inline distT="0" distB="0" distL="0" distR="0" wp14:anchorId="7F00528F" wp14:editId="32D5D762">
-            <wp:extent cx="1816193" cy="3943553"/>
+          <wp:inline distT="0" distB="0" distL="0" distR="0" wp14:anchorId="44F11CE2" wp14:editId="729BD738">
+            <wp:extent cx="1790792" cy="3930852"/>
             <wp:effectExtent l="0" t="0" r="0" b="0"/>
-            <wp:docPr id="32" name="Picture 32"/>
+            <wp:docPr id="31" name="Picture 31"/>
             <wp:cNvGraphicFramePr>
               <a:graphicFrameLocks xmlns:a="http://schemas.openxmlformats.org/drawingml/2006/main" noChangeAspect="1"/>
             </wp:cNvGraphicFramePr>
@@ -2257,7 +2633,7 @@
                   <pic:spPr>
                     <a:xfrm>
                       <a:off x="0" y="0"/>
-                      <a:ext cx="1816193" cy="3943553"/>
+                      <a:ext cx="1790792" cy="3930852"/>
                     </a:xfrm>
                     <a:prstGeom prst="rect">
                       <a:avLst/>
@@ -2283,10 +2659,10 @@
           <w:szCs w:val="28"/>
         </w:rPr>
         <w:drawing>
-          <wp:inline distT="0" distB="0" distL="0" distR="0" wp14:anchorId="629C0A02" wp14:editId="7B8F7085">
-            <wp:extent cx="1828894" cy="3968954"/>
+          <wp:inline distT="0" distB="0" distL="0" distR="0" wp14:anchorId="7F00528F" wp14:editId="32D5D762">
+            <wp:extent cx="1816193" cy="3943553"/>
             <wp:effectExtent l="0" t="0" r="0" b="0"/>
-            <wp:docPr id="33" name="Picture 33"/>
+            <wp:docPr id="32" name="Picture 32"/>
             <wp:cNvGraphicFramePr>
               <a:graphicFrameLocks xmlns:a="http://schemas.openxmlformats.org/drawingml/2006/main" noChangeAspect="1"/>
             </wp:cNvGraphicFramePr>
@@ -2306,7 +2682,7 @@
                   <pic:spPr>
                     <a:xfrm>
                       <a:off x="0" y="0"/>
-                      <a:ext cx="1828894" cy="3968954"/>
+                      <a:ext cx="1816193" cy="3943553"/>
                     </a:xfrm>
                     <a:prstGeom prst="rect">
                       <a:avLst/>
@@ -2331,12 +2707,11 @@
           <w:sz w:val="28"/>
           <w:szCs w:val="28"/>
         </w:rPr>
-        <w:lastRenderedPageBreak/>
         <w:drawing>
-          <wp:inline distT="0" distB="0" distL="0" distR="0" wp14:anchorId="66F9581B" wp14:editId="0E352ABE">
-            <wp:extent cx="1797142" cy="3949903"/>
+          <wp:inline distT="0" distB="0" distL="0" distR="0" wp14:anchorId="629C0A02" wp14:editId="7B8F7085">
+            <wp:extent cx="1828894" cy="3968954"/>
             <wp:effectExtent l="0" t="0" r="0" b="0"/>
-            <wp:docPr id="34" name="Picture 34"/>
+            <wp:docPr id="33" name="Picture 33"/>
             <wp:cNvGraphicFramePr>
               <a:graphicFrameLocks xmlns:a="http://schemas.openxmlformats.org/drawingml/2006/main" noChangeAspect="1"/>
             </wp:cNvGraphicFramePr>
@@ -2356,7 +2731,7 @@
                   <pic:spPr>
                     <a:xfrm>
                       <a:off x="0" y="0"/>
-                      <a:ext cx="1797142" cy="3949903"/>
+                      <a:ext cx="1828894" cy="3968954"/>
                     </a:xfrm>
                     <a:prstGeom prst="rect">
                       <a:avLst/>
@@ -2381,11 +2756,12 @@
           <w:sz w:val="28"/>
           <w:szCs w:val="28"/>
         </w:rPr>
+        <w:lastRenderedPageBreak/>
         <w:drawing>
-          <wp:inline distT="0" distB="0" distL="0" distR="0" wp14:anchorId="6C538BC9" wp14:editId="4D188A7D">
-            <wp:extent cx="1828894" cy="3988005"/>
+          <wp:inline distT="0" distB="0" distL="0" distR="0" wp14:anchorId="66F9581B" wp14:editId="0E352ABE">
+            <wp:extent cx="1797142" cy="3949903"/>
             <wp:effectExtent l="0" t="0" r="0" b="0"/>
-            <wp:docPr id="35" name="Picture 35"/>
+            <wp:docPr id="34" name="Picture 34"/>
             <wp:cNvGraphicFramePr>
               <a:graphicFrameLocks xmlns:a="http://schemas.openxmlformats.org/drawingml/2006/main" noChangeAspect="1"/>
             </wp:cNvGraphicFramePr>
@@ -2405,7 +2781,7 @@
                   <pic:spPr>
                     <a:xfrm>
                       <a:off x="0" y="0"/>
-                      <a:ext cx="1828894" cy="3988005"/>
+                      <a:ext cx="1797142" cy="3949903"/>
                     </a:xfrm>
                     <a:prstGeom prst="rect">
                       <a:avLst/>
@@ -2431,10 +2807,10 @@
           <w:szCs w:val="28"/>
         </w:rPr>
         <w:drawing>
-          <wp:inline distT="0" distB="0" distL="0" distR="0" wp14:anchorId="36DF386C" wp14:editId="6DAC8626">
-            <wp:extent cx="1847945" cy="3962604"/>
+          <wp:inline distT="0" distB="0" distL="0" distR="0" wp14:anchorId="6C538BC9" wp14:editId="4D188A7D">
+            <wp:extent cx="1828894" cy="3988005"/>
             <wp:effectExtent l="0" t="0" r="0" b="0"/>
-            <wp:docPr id="36" name="Picture 36"/>
+            <wp:docPr id="35" name="Picture 35"/>
             <wp:cNvGraphicFramePr>
               <a:graphicFrameLocks xmlns:a="http://schemas.openxmlformats.org/drawingml/2006/main" noChangeAspect="1"/>
             </wp:cNvGraphicFramePr>
@@ -2454,6 +2830,55 @@
                   <pic:spPr>
                     <a:xfrm>
                       <a:off x="0" y="0"/>
+                      <a:ext cx="1828894" cy="3988005"/>
+                    </a:xfrm>
+                    <a:prstGeom prst="rect">
+                      <a:avLst/>
+                    </a:prstGeom>
+                  </pic:spPr>
+                </pic:pic>
+              </a:graphicData>
+            </a:graphic>
+          </wp:inline>
+        </w:drawing>
+      </w:r>
+      <w:r>
+        <w:rPr>
+          <w:sz w:val="28"/>
+          <w:szCs w:val="28"/>
+        </w:rPr>
+        <w:t xml:space="preserve">  </w:t>
+      </w:r>
+      <w:r>
+        <w:rPr>
+          <w:noProof/>
+          <w:sz w:val="28"/>
+          <w:szCs w:val="28"/>
+        </w:rPr>
+        <w:drawing>
+          <wp:inline distT="0" distB="0" distL="0" distR="0" wp14:anchorId="36DF386C" wp14:editId="6DAC8626">
+            <wp:extent cx="1847945" cy="3962604"/>
+            <wp:effectExtent l="0" t="0" r="0" b="0"/>
+            <wp:docPr id="36" name="Picture 36"/>
+            <wp:cNvGraphicFramePr>
+              <a:graphicFrameLocks xmlns:a="http://schemas.openxmlformats.org/drawingml/2006/main" noChangeAspect="1"/>
+            </wp:cNvGraphicFramePr>
+            <a:graphic xmlns:a="http://schemas.openxmlformats.org/drawingml/2006/main">
+              <a:graphicData uri="http://schemas.openxmlformats.org/drawingml/2006/picture">
+                <pic:pic xmlns:pic="http://schemas.openxmlformats.org/drawingml/2006/picture">
+                  <pic:nvPicPr>
+                    <pic:cNvPr id="1" name=""/>
+                    <pic:cNvPicPr/>
+                  </pic:nvPicPr>
+                  <pic:blipFill>
+                    <a:blip r:embed="rId32"/>
+                    <a:stretch>
+                      <a:fillRect/>
+                    </a:stretch>
+                  </pic:blipFill>
+                  <pic:spPr>
+                    <a:xfrm>
+                      <a:off x="0" y="0"/>
                       <a:ext cx="1847945" cy="3962604"/>
                     </a:xfrm>
                     <a:prstGeom prst="rect">
@@ -2477,11 +2902,140 @@
           <w:szCs w:val="28"/>
         </w:rPr>
       </w:pPr>
-      <w:r>
-        <w:rPr>
-          <w:sz w:val="28"/>
-          <w:szCs w:val="28"/>
-        </w:rPr>
+    </w:p>
+    <w:p>
+      <w:pPr>
+        <w:tabs>
+          <w:tab w:val="left" w:pos="3008"/>
+        </w:tabs>
+        <w:rPr>
+          <w:sz w:val="28"/>
+          <w:szCs w:val="28"/>
+        </w:rPr>
+      </w:pPr>
+    </w:p>
+    <w:p>
+      <w:pPr>
+        <w:tabs>
+          <w:tab w:val="left" w:pos="3008"/>
+        </w:tabs>
+        <w:rPr>
+          <w:sz w:val="28"/>
+          <w:szCs w:val="28"/>
+        </w:rPr>
+      </w:pPr>
+    </w:p>
+    <w:p>
+      <w:pPr>
+        <w:tabs>
+          <w:tab w:val="left" w:pos="3008"/>
+        </w:tabs>
+        <w:rPr>
+          <w:sz w:val="28"/>
+          <w:szCs w:val="28"/>
+        </w:rPr>
+      </w:pPr>
+    </w:p>
+    <w:p>
+      <w:pPr>
+        <w:tabs>
+          <w:tab w:val="left" w:pos="3008"/>
+        </w:tabs>
+        <w:rPr>
+          <w:sz w:val="28"/>
+          <w:szCs w:val="28"/>
+        </w:rPr>
+      </w:pPr>
+    </w:p>
+    <w:p>
+      <w:pPr>
+        <w:tabs>
+          <w:tab w:val="left" w:pos="3008"/>
+        </w:tabs>
+        <w:rPr>
+          <w:sz w:val="28"/>
+          <w:szCs w:val="28"/>
+        </w:rPr>
+      </w:pPr>
+    </w:p>
+    <w:p>
+      <w:pPr>
+        <w:tabs>
+          <w:tab w:val="left" w:pos="3008"/>
+        </w:tabs>
+        <w:rPr>
+          <w:sz w:val="28"/>
+          <w:szCs w:val="28"/>
+        </w:rPr>
+      </w:pPr>
+    </w:p>
+    <w:p>
+      <w:pPr>
+        <w:tabs>
+          <w:tab w:val="left" w:pos="3008"/>
+        </w:tabs>
+        <w:rPr>
+          <w:sz w:val="28"/>
+          <w:szCs w:val="28"/>
+        </w:rPr>
+      </w:pPr>
+    </w:p>
+    <w:p>
+      <w:pPr>
+        <w:tabs>
+          <w:tab w:val="left" w:pos="3008"/>
+        </w:tabs>
+        <w:rPr>
+          <w:sz w:val="28"/>
+          <w:szCs w:val="28"/>
+        </w:rPr>
+      </w:pPr>
+    </w:p>
+    <w:p>
+      <w:pPr>
+        <w:tabs>
+          <w:tab w:val="left" w:pos="3008"/>
+        </w:tabs>
+        <w:rPr>
+          <w:sz w:val="28"/>
+          <w:szCs w:val="28"/>
+        </w:rPr>
+      </w:pPr>
+    </w:p>
+    <w:p>
+      <w:pPr>
+        <w:tabs>
+          <w:tab w:val="left" w:pos="3008"/>
+        </w:tabs>
+        <w:rPr>
+          <w:sz w:val="28"/>
+          <w:szCs w:val="28"/>
+        </w:rPr>
+      </w:pPr>
+    </w:p>
+    <w:p>
+      <w:pPr>
+        <w:tabs>
+          <w:tab w:val="left" w:pos="3008"/>
+        </w:tabs>
+        <w:rPr>
+          <w:sz w:val="28"/>
+          <w:szCs w:val="28"/>
+        </w:rPr>
+      </w:pPr>
+    </w:p>
+    <w:p>
+      <w:pPr>
+        <w:tabs>
+          <w:tab w:val="left" w:pos="3008"/>
+        </w:tabs>
+      </w:pPr>
+      <w:r>
+        <w:rPr>
+          <w:sz w:val="28"/>
+          <w:szCs w:val="28"/>
+        </w:rPr>
+        <w:lastRenderedPageBreak/>
         <w:t xml:space="preserve">Real world project that I </w:t>
       </w:r>
       <w:r>
@@ -2519,13 +3073,43 @@
           <w:szCs w:val="28"/>
         </w:rPr>
       </w:pPr>
+    </w:p>
+    <w:p>
+      <w:pPr>
+        <w:tabs>
+          <w:tab w:val="left" w:pos="3008"/>
+        </w:tabs>
+        <w:rPr>
+          <w:b/>
+          <w:sz w:val="28"/>
+          <w:szCs w:val="28"/>
+        </w:rPr>
+      </w:pPr>
+      <w:r>
+        <w:rPr>
+          <w:b/>
+          <w:sz w:val="28"/>
+          <w:szCs w:val="28"/>
+        </w:rPr>
+        <w:t>2NK Sacco mobile banking app</w:t>
+      </w:r>
+    </w:p>
+    <w:p>
+      <w:pPr>
+        <w:tabs>
+          <w:tab w:val="left" w:pos="3008"/>
+        </w:tabs>
+        <w:rPr>
+          <w:sz w:val="28"/>
+          <w:szCs w:val="28"/>
+        </w:rPr>
+      </w:pPr>
       <w:r>
         <w:rPr>
           <w:noProof/>
           <w:sz w:val="28"/>
           <w:szCs w:val="28"/>
         </w:rPr>
-        <w:lastRenderedPageBreak/>
         <w:drawing>
           <wp:anchor distT="0" distB="0" distL="114300" distR="114300" simplePos="0" relativeHeight="251658240" behindDoc="0" locked="0" layoutInCell="1" allowOverlap="1">
             <wp:simplePos x="914400" y="2731625"/>
@@ -2550,7 +3134,7 @@
                     <pic:cNvPicPr/>
                   </pic:nvPicPr>
                   <pic:blipFill>
-                    <a:blip r:embed="rId32">
+                    <a:blip r:embed="rId33">
                       <a:extLst>
                         <a:ext uri="{28A0092B-C50C-407E-A947-70E740481C1C}">
                           <a14:useLocalDpi xmlns:a14="http://schemas.microsoft.com/office/drawing/2010/main" val="0"/>
@@ -2605,7 +3189,7 @@
                     <pic:cNvPicPr/>
                   </pic:nvPicPr>
                   <pic:blipFill>
-                    <a:blip r:embed="rId33"/>
+                    <a:blip r:embed="rId34"/>
                     <a:stretch>
                       <a:fillRect/>
                     </a:stretch>
@@ -2643,459 +3227,6 @@
             <wp:extent cx="1816100" cy="4167931"/>
             <wp:effectExtent l="0" t="0" r="0" b="4445"/>
             <wp:docPr id="24" name="Picture 24"/>
-            <wp:cNvGraphicFramePr>
-              <a:graphicFrameLocks xmlns:a="http://schemas.openxmlformats.org/drawingml/2006/main" noChangeAspect="1"/>
-            </wp:cNvGraphicFramePr>
-            <a:graphic xmlns:a="http://schemas.openxmlformats.org/drawingml/2006/main">
-              <a:graphicData uri="http://schemas.openxmlformats.org/drawingml/2006/picture">
-                <pic:pic xmlns:pic="http://schemas.openxmlformats.org/drawingml/2006/picture">
-                  <pic:nvPicPr>
-                    <pic:cNvPr id="1" name=""/>
-                    <pic:cNvPicPr/>
-                  </pic:nvPicPr>
-                  <pic:blipFill>
-                    <a:blip r:embed="rId34"/>
-                    <a:stretch>
-                      <a:fillRect/>
-                    </a:stretch>
-                  </pic:blipFill>
-                  <pic:spPr>
-                    <a:xfrm>
-                      <a:off x="0" y="0"/>
-                      <a:ext cx="1818466" cy="4173362"/>
-                    </a:xfrm>
-                    <a:prstGeom prst="rect">
-                      <a:avLst/>
-                    </a:prstGeom>
-                  </pic:spPr>
-                </pic:pic>
-              </a:graphicData>
-            </a:graphic>
-          </wp:inline>
-        </w:drawing>
-      </w:r>
-    </w:p>
-    <w:p>
-      <w:pPr>
-        <w:tabs>
-          <w:tab w:val="left" w:pos="3008"/>
-        </w:tabs>
-        <w:rPr>
-          <w:sz w:val="28"/>
-          <w:szCs w:val="28"/>
-        </w:rPr>
-      </w:pPr>
-    </w:p>
-    <w:p>
-      <w:pPr>
-        <w:tabs>
-          <w:tab w:val="left" w:pos="3008"/>
-        </w:tabs>
-        <w:rPr>
-          <w:sz w:val="28"/>
-          <w:szCs w:val="28"/>
-        </w:rPr>
-      </w:pPr>
-      <w:r>
-        <w:rPr>
-          <w:sz w:val="28"/>
-          <w:szCs w:val="28"/>
-        </w:rPr>
-        <w:t>WEEK 1: INTRODUCTION TO MOBILE DEVELOPMENT</w:t>
-      </w:r>
-    </w:p>
-    <w:p>
-      <w:pPr>
-        <w:tabs>
-          <w:tab w:val="left" w:pos="3008"/>
-        </w:tabs>
-        <w:rPr>
-          <w:sz w:val="28"/>
-          <w:szCs w:val="28"/>
-        </w:rPr>
-      </w:pPr>
-    </w:p>
-    <w:p>
-      <w:pPr>
-        <w:tabs>
-          <w:tab w:val="left" w:pos="3008"/>
-        </w:tabs>
-        <w:rPr>
-          <w:sz w:val="28"/>
-          <w:szCs w:val="28"/>
-        </w:rPr>
-      </w:pPr>
-      <w:r>
-        <w:rPr>
-          <w:sz w:val="28"/>
-          <w:szCs w:val="28"/>
-        </w:rPr>
-        <w:t>Learning Outcomes:</w:t>
-      </w:r>
-    </w:p>
-    <w:p>
-      <w:pPr>
-        <w:tabs>
-          <w:tab w:val="left" w:pos="3008"/>
-        </w:tabs>
-        <w:rPr>
-          <w:sz w:val="28"/>
-          <w:szCs w:val="28"/>
-        </w:rPr>
-      </w:pPr>
-      <w:r>
-        <w:rPr>
-          <w:sz w:val="28"/>
-          <w:szCs w:val="28"/>
-        </w:rPr>
-        <w:t xml:space="preserve">- Installed Android Studio, Flutter SDK, and </w:t>
-      </w:r>
-      <w:proofErr w:type="spellStart"/>
-      <w:r>
-        <w:rPr>
-          <w:sz w:val="28"/>
-          <w:szCs w:val="28"/>
-        </w:rPr>
-        <w:t>Git</w:t>
-      </w:r>
-      <w:proofErr w:type="spellEnd"/>
-    </w:p>
-    <w:p>
-      <w:pPr>
-        <w:tabs>
-          <w:tab w:val="left" w:pos="3008"/>
-        </w:tabs>
-        <w:rPr>
-          <w:sz w:val="28"/>
-          <w:szCs w:val="28"/>
-        </w:rPr>
-      </w:pPr>
-      <w:r>
-        <w:rPr>
-          <w:sz w:val="28"/>
-          <w:szCs w:val="28"/>
-        </w:rPr>
-        <w:t xml:space="preserve">- Created </w:t>
-      </w:r>
-      <w:proofErr w:type="gramStart"/>
-      <w:r>
-        <w:rPr>
-          <w:sz w:val="28"/>
-          <w:szCs w:val="28"/>
-        </w:rPr>
-        <w:t>first</w:t>
-      </w:r>
-      <w:proofErr w:type="gramEnd"/>
-      <w:r>
-        <w:rPr>
-          <w:sz w:val="28"/>
-          <w:szCs w:val="28"/>
-        </w:rPr>
-        <w:t xml:space="preserve"> Flutter application</w:t>
-      </w:r>
-    </w:p>
-    <w:p>
-      <w:pPr>
-        <w:tabs>
-          <w:tab w:val="left" w:pos="3008"/>
-        </w:tabs>
-        <w:rPr>
-          <w:sz w:val="28"/>
-          <w:szCs w:val="28"/>
-        </w:rPr>
-      </w:pPr>
-      <w:r>
-        <w:rPr>
-          <w:sz w:val="28"/>
-          <w:szCs w:val="28"/>
-        </w:rPr>
-        <w:t>- Modified app title, colors, and font sizes</w:t>
-      </w:r>
-    </w:p>
-    <w:p>
-      <w:pPr>
-        <w:tabs>
-          <w:tab w:val="left" w:pos="3008"/>
-        </w:tabs>
-        <w:rPr>
-          <w:sz w:val="28"/>
-          <w:szCs w:val="28"/>
-        </w:rPr>
-      </w:pPr>
-      <w:r>
-        <w:rPr>
-          <w:sz w:val="28"/>
-          <w:szCs w:val="28"/>
-        </w:rPr>
-        <w:t>- Ran app on mobile ph</w:t>
-      </w:r>
-      <w:bookmarkStart w:id="0" w:name="_GoBack"/>
-      <w:bookmarkEnd w:id="0"/>
-      <w:r>
-        <w:rPr>
-          <w:sz w:val="28"/>
-          <w:szCs w:val="28"/>
-        </w:rPr>
-        <w:t>one</w:t>
-      </w:r>
-    </w:p>
-    <w:p>
-      <w:pPr>
-        <w:tabs>
-          <w:tab w:val="left" w:pos="3008"/>
-        </w:tabs>
-        <w:rPr>
-          <w:sz w:val="28"/>
-          <w:szCs w:val="28"/>
-        </w:rPr>
-      </w:pPr>
-    </w:p>
-    <w:p>
-      <w:pPr>
-        <w:tabs>
-          <w:tab w:val="left" w:pos="3008"/>
-        </w:tabs>
-        <w:rPr>
-          <w:sz w:val="28"/>
-          <w:szCs w:val="28"/>
-        </w:rPr>
-      </w:pPr>
-    </w:p>
-    <w:p>
-      <w:pPr>
-        <w:tabs>
-          <w:tab w:val="left" w:pos="3008"/>
-        </w:tabs>
-        <w:rPr>
-          <w:sz w:val="28"/>
-          <w:szCs w:val="28"/>
-        </w:rPr>
-      </w:pPr>
-    </w:p>
-    <w:p>
-      <w:pPr>
-        <w:tabs>
-          <w:tab w:val="left" w:pos="3008"/>
-        </w:tabs>
-        <w:rPr>
-          <w:sz w:val="28"/>
-          <w:szCs w:val="28"/>
-        </w:rPr>
-      </w:pPr>
-    </w:p>
-    <w:p>
-      <w:pPr>
-        <w:tabs>
-          <w:tab w:val="left" w:pos="3008"/>
-        </w:tabs>
-        <w:rPr>
-          <w:sz w:val="28"/>
-          <w:szCs w:val="28"/>
-        </w:rPr>
-      </w:pPr>
-    </w:p>
-    <w:p>
-      <w:pPr>
-        <w:tabs>
-          <w:tab w:val="left" w:pos="3008"/>
-        </w:tabs>
-        <w:rPr>
-          <w:sz w:val="28"/>
-          <w:szCs w:val="28"/>
-        </w:rPr>
-      </w:pPr>
-      <w:r>
-        <w:rPr>
-          <w:sz w:val="28"/>
-          <w:szCs w:val="28"/>
-        </w:rPr>
-        <w:t>WEEK 2: PROGRAMMING LANGUAGES AND FRAMEWORKS</w:t>
-      </w:r>
-    </w:p>
-    <w:p>
-      <w:pPr>
-        <w:tabs>
-          <w:tab w:val="left" w:pos="3008"/>
-        </w:tabs>
-        <w:rPr>
-          <w:sz w:val="28"/>
-          <w:szCs w:val="28"/>
-        </w:rPr>
-      </w:pPr>
-      <w:r>
-        <w:rPr>
-          <w:sz w:val="28"/>
-          <w:szCs w:val="28"/>
-        </w:rPr>
-        <w:t>Student Management App Features:</w:t>
-      </w:r>
-    </w:p>
-    <w:p>
-      <w:pPr>
-        <w:tabs>
-          <w:tab w:val="left" w:pos="3008"/>
-        </w:tabs>
-        <w:rPr>
-          <w:sz w:val="28"/>
-          <w:szCs w:val="28"/>
-        </w:rPr>
-      </w:pPr>
-      <w:r>
-        <w:rPr>
-          <w:sz w:val="28"/>
-          <w:szCs w:val="28"/>
-        </w:rPr>
-        <w:t>1. Login Screen with validation</w:t>
-      </w:r>
-    </w:p>
-    <w:p>
-      <w:pPr>
-        <w:tabs>
-          <w:tab w:val="left" w:pos="3008"/>
-        </w:tabs>
-        <w:rPr>
-          <w:sz w:val="28"/>
-          <w:szCs w:val="28"/>
-        </w:rPr>
-      </w:pPr>
-      <w:r>
-        <w:rPr>
-          <w:sz w:val="28"/>
-          <w:szCs w:val="28"/>
-        </w:rPr>
-        <w:t>2. Student Registration</w:t>
-      </w:r>
-    </w:p>
-    <w:p>
-      <w:pPr>
-        <w:tabs>
-          <w:tab w:val="left" w:pos="3008"/>
-        </w:tabs>
-        <w:rPr>
-          <w:sz w:val="28"/>
-          <w:szCs w:val="28"/>
-        </w:rPr>
-      </w:pPr>
-      <w:r>
-        <w:rPr>
-          <w:sz w:val="28"/>
-          <w:szCs w:val="28"/>
-        </w:rPr>
-        <w:t>3. Add new students</w:t>
-      </w:r>
-    </w:p>
-    <w:p>
-      <w:pPr>
-        <w:tabs>
-          <w:tab w:val="left" w:pos="3008"/>
-        </w:tabs>
-        <w:rPr>
-          <w:sz w:val="28"/>
-          <w:szCs w:val="28"/>
-        </w:rPr>
-      </w:pPr>
-      <w:r>
-        <w:rPr>
-          <w:sz w:val="28"/>
-          <w:szCs w:val="28"/>
-        </w:rPr>
-        <w:t>4. View all students</w:t>
-      </w:r>
-    </w:p>
-    <w:p>
-      <w:pPr>
-        <w:tabs>
-          <w:tab w:val="left" w:pos="3008"/>
-        </w:tabs>
-        <w:rPr>
-          <w:sz w:val="28"/>
-          <w:szCs w:val="28"/>
-        </w:rPr>
-      </w:pPr>
-      <w:r>
-        <w:rPr>
-          <w:sz w:val="28"/>
-          <w:szCs w:val="28"/>
-        </w:rPr>
-        <w:t>5. Delete students</w:t>
-      </w:r>
-    </w:p>
-    <w:p>
-      <w:pPr>
-        <w:tabs>
-          <w:tab w:val="left" w:pos="3008"/>
-        </w:tabs>
-        <w:rPr>
-          <w:sz w:val="28"/>
-          <w:szCs w:val="28"/>
-        </w:rPr>
-      </w:pPr>
-      <w:r>
-        <w:rPr>
-          <w:sz w:val="28"/>
-          <w:szCs w:val="28"/>
-        </w:rPr>
-        <w:t xml:space="preserve">6. Local storage using </w:t>
-      </w:r>
-      <w:proofErr w:type="spellStart"/>
-      <w:r>
-        <w:rPr>
-          <w:sz w:val="28"/>
-          <w:szCs w:val="28"/>
-        </w:rPr>
-        <w:t>SharedPreferences</w:t>
-      </w:r>
-      <w:proofErr w:type="spellEnd"/>
-    </w:p>
-    <w:p>
-      <w:pPr>
-        <w:tabs>
-          <w:tab w:val="left" w:pos="3008"/>
-        </w:tabs>
-        <w:rPr>
-          <w:sz w:val="28"/>
-          <w:szCs w:val="28"/>
-        </w:rPr>
-      </w:pPr>
-    </w:p>
-    <w:p>
-      <w:pPr>
-        <w:tabs>
-          <w:tab w:val="left" w:pos="3008"/>
-        </w:tabs>
-        <w:rPr>
-          <w:sz w:val="28"/>
-          <w:szCs w:val="28"/>
-        </w:rPr>
-      </w:pPr>
-      <w:r>
-        <w:rPr>
-          <w:sz w:val="28"/>
-          <w:szCs w:val="28"/>
-        </w:rPr>
-        <w:t>Code Snippet (Login Screen):</w:t>
-      </w:r>
-    </w:p>
-    <w:p>
-      <w:pPr>
-        <w:tabs>
-          <w:tab w:val="left" w:pos="3008"/>
-        </w:tabs>
-        <w:rPr>
-          <w:sz w:val="28"/>
-          <w:szCs w:val="28"/>
-        </w:rPr>
-      </w:pPr>
-      <w:r>
-        <w:rPr>
-          <w:sz w:val="28"/>
-          <w:szCs w:val="28"/>
-        </w:rPr>
-        <w:drawing>
-          <wp:inline distT="0" distB="0" distL="0" distR="0" wp14:anchorId="15BA8A88" wp14:editId="20716083">
-            <wp:extent cx="5105662" cy="2616334"/>
-            <wp:effectExtent l="0" t="0" r="0" b="0"/>
-            <wp:docPr id="6" name="Picture 6"/>
             <wp:cNvGraphicFramePr>
               <a:graphicFrameLocks xmlns:a="http://schemas.openxmlformats.org/drawingml/2006/main" noChangeAspect="1"/>
             </wp:cNvGraphicFramePr>
@@ -3115,7 +3246,7 @@
                   <pic:spPr>
                     <a:xfrm>
                       <a:off x="0" y="0"/>
-                      <a:ext cx="5105662" cy="2616334"/>
+                      <a:ext cx="1818466" cy="4173362"/>
                     </a:xfrm>
                     <a:prstGeom prst="rect">
                       <a:avLst/>
@@ -3171,6 +3302,162 @@
           <w:szCs w:val="28"/>
         </w:rPr>
       </w:pPr>
+    </w:p>
+    <w:p>
+      <w:pPr>
+        <w:tabs>
+          <w:tab w:val="left" w:pos="3008"/>
+        </w:tabs>
+        <w:rPr>
+          <w:sz w:val="28"/>
+          <w:szCs w:val="28"/>
+        </w:rPr>
+      </w:pPr>
+    </w:p>
+    <w:p>
+      <w:pPr>
+        <w:tabs>
+          <w:tab w:val="left" w:pos="3008"/>
+        </w:tabs>
+        <w:rPr>
+          <w:sz w:val="28"/>
+          <w:szCs w:val="28"/>
+        </w:rPr>
+      </w:pPr>
+    </w:p>
+    <w:p>
+      <w:pPr>
+        <w:tabs>
+          <w:tab w:val="left" w:pos="3008"/>
+        </w:tabs>
+        <w:rPr>
+          <w:sz w:val="28"/>
+          <w:szCs w:val="28"/>
+        </w:rPr>
+      </w:pPr>
+    </w:p>
+    <w:p>
+      <w:pPr>
+        <w:tabs>
+          <w:tab w:val="left" w:pos="3008"/>
+        </w:tabs>
+        <w:rPr>
+          <w:sz w:val="28"/>
+          <w:szCs w:val="28"/>
+        </w:rPr>
+      </w:pPr>
+    </w:p>
+    <w:p>
+      <w:pPr>
+        <w:tabs>
+          <w:tab w:val="left" w:pos="3008"/>
+        </w:tabs>
+        <w:rPr>
+          <w:sz w:val="28"/>
+          <w:szCs w:val="28"/>
+        </w:rPr>
+      </w:pPr>
+    </w:p>
+    <w:p>
+      <w:pPr>
+        <w:tabs>
+          <w:tab w:val="left" w:pos="3008"/>
+        </w:tabs>
+        <w:rPr>
+          <w:sz w:val="28"/>
+          <w:szCs w:val="28"/>
+        </w:rPr>
+      </w:pPr>
+      <w:r>
+        <w:rPr>
+          <w:sz w:val="28"/>
+          <w:szCs w:val="28"/>
+        </w:rPr>
+        <w:lastRenderedPageBreak/>
+        <w:t xml:space="preserve">Week 3; link of UI developed by </w:t>
+      </w:r>
+      <w:proofErr w:type="spellStart"/>
+      <w:r>
+        <w:rPr>
+          <w:sz w:val="28"/>
+          <w:szCs w:val="28"/>
+        </w:rPr>
+        <w:t>Figma</w:t>
+      </w:r>
+      <w:proofErr w:type="spellEnd"/>
+      <w:r>
+        <w:rPr>
+          <w:sz w:val="28"/>
+          <w:szCs w:val="28"/>
+        </w:rPr>
+        <w:t xml:space="preserve"> in my </w:t>
+      </w:r>
+      <w:proofErr w:type="spellStart"/>
+      <w:r>
+        <w:rPr>
+          <w:sz w:val="28"/>
+          <w:szCs w:val="28"/>
+        </w:rPr>
+        <w:t>github</w:t>
+      </w:r>
+      <w:proofErr w:type="spellEnd"/>
+      <w:r>
+        <w:rPr>
+          <w:sz w:val="28"/>
+          <w:szCs w:val="28"/>
+        </w:rPr>
+        <w:t xml:space="preserve"> as</w:t>
+      </w:r>
+      <w:r>
+        <w:rPr>
+          <w:sz w:val="28"/>
+          <w:szCs w:val="28"/>
+        </w:rPr>
+        <w:t xml:space="preserve"> a link in my README</w:t>
+      </w:r>
+      <w:r>
+        <w:rPr>
+          <w:sz w:val="28"/>
+          <w:szCs w:val="28"/>
+        </w:rPr>
+        <w:t xml:space="preserve"> </w:t>
+      </w:r>
+      <w:proofErr w:type="gramStart"/>
+      <w:r>
+        <w:rPr>
+          <w:sz w:val="28"/>
+          <w:szCs w:val="28"/>
+        </w:rPr>
+        <w:t>on</w:t>
+      </w:r>
+      <w:bookmarkStart w:id="0" w:name="_GoBack"/>
+      <w:bookmarkEnd w:id="0"/>
+      <w:r>
+        <w:rPr>
+          <w:sz w:val="28"/>
+          <w:szCs w:val="28"/>
+        </w:rPr>
+        <w:t xml:space="preserve"> ;</w:t>
+      </w:r>
+      <w:proofErr w:type="gramEnd"/>
+    </w:p>
+    <w:p>
+      <w:pPr>
+        <w:tabs>
+          <w:tab w:val="left" w:pos="3008"/>
+        </w:tabs>
+        <w:rPr>
+          <w:sz w:val="28"/>
+          <w:szCs w:val="28"/>
+        </w:rPr>
+      </w:pPr>
+      <w:r>
+        <w:rPr>
+          <w:sz w:val="28"/>
+          <w:szCs w:val="28"/>
+        </w:rPr>
+        <w:t>https://github.com/Jacobjosep/bit4107-Jacob-Joseph-...Assignement-Documentation</w:t>
+      </w:r>
     </w:p>
     <w:p>
       <w:pPr>
@@ -3920,7 +4207,6 @@
   <w:style w:type="character" w:default="1" w:styleId="DefaultParagraphFont">
     <w:name w:val="Default Paragraph Font"/>
     <w:uiPriority w:val="1"/>
-    <w:semiHidden/>
     <w:unhideWhenUsed/>
   </w:style>
   <w:style w:type="table" w:default="1" w:styleId="TableNormal">

--- a/Mobile app dev.docx
+++ b/Mobile app dev.docx
@@ -75,6 +75,8 @@
           <w:szCs w:val="40"/>
         </w:rPr>
       </w:pPr>
+      <w:bookmarkStart w:id="0" w:name="_GoBack"/>
+      <w:bookmarkEnd w:id="0"/>
       <w:r>
         <w:rPr>
           <w:sz w:val="40"/>
@@ -97,7 +99,7 @@
           <w:sz w:val="40"/>
           <w:szCs w:val="40"/>
         </w:rPr>
-        <w:t>UNIT: MOBILE APPLICATION DEVELOPMENT</w:t>
+        <w:t>REGISTRATION NO: BIT/2025/69876</w:t>
       </w:r>
     </w:p>
     <w:p>
@@ -114,7 +116,7 @@
           <w:sz w:val="40"/>
           <w:szCs w:val="40"/>
         </w:rPr>
-        <w:t>UNIT CODE: BIT4107</w:t>
+        <w:t>UNIT: MOBILE APPLICATION DEVELOPMENT</w:t>
       </w:r>
     </w:p>
     <w:p>
@@ -131,6 +133,23 @@
           <w:sz w:val="40"/>
           <w:szCs w:val="40"/>
         </w:rPr>
+        <w:t>UNIT CODE: BIT4107</w:t>
+      </w:r>
+    </w:p>
+    <w:p>
+      <w:pPr>
+        <w:spacing w:line="600" w:lineRule="auto"/>
+        <w:jc w:val="center"/>
+        <w:rPr>
+          <w:sz w:val="40"/>
+          <w:szCs w:val="40"/>
+        </w:rPr>
+      </w:pPr>
+      <w:r>
+        <w:rPr>
+          <w:sz w:val="40"/>
+          <w:szCs w:val="40"/>
+        </w:rPr>
         <w:t>PROJECT TITLE: TWONKSACCO MOBILE BANKING APP</w:t>
       </w:r>
     </w:p>
@@ -191,6 +210,7 @@
           <w:sz w:val="28"/>
           <w:szCs w:val="28"/>
         </w:rPr>
+        <w:lastRenderedPageBreak/>
         <w:t>This mobile banking application is developed as an academic project for partial fulfillment of the requirements for the unit </w:t>
       </w:r>
       <w:r>
@@ -221,7 +241,6 @@
           <w:sz w:val="28"/>
           <w:szCs w:val="28"/>
         </w:rPr>
-        <w:lastRenderedPageBreak/>
         <w:t>WEEK 1: INTRODUCTION TO MOBILE DEVELOPMENT</w:t>
       </w:r>
     </w:p>
@@ -395,7 +414,7 @@
             <v:path o:extrusionok="f" gradientshapeok="t" o:connecttype="rect"/>
             <o:lock v:ext="edit" aspectratio="t"/>
           </v:shapetype>
-          <v:shape id="_x0000_i1025" type="#_x0000_t75" style="width:467.5pt;height:243.5pt">
+          <v:shape id="_x0000_i1025" type="#_x0000_t75" style="width:467.55pt;height:243.35pt">
             <v:imagedata r:id="rId5" o:title="android6"/>
           </v:shape>
         </w:pict>
@@ -618,7 +637,7 @@
           <w:szCs w:val="28"/>
         </w:rPr>
         <w:pict>
-          <v:shape id="_x0000_i1026" type="#_x0000_t75" style="width:351pt;height:215pt">
+          <v:shape id="_x0000_i1026" type="#_x0000_t75" style="width:350.9pt;height:215.1pt">
             <v:imagedata r:id="rId8" o:title="Screenshot 2026-06-02 194028"/>
           </v:shape>
         </w:pict>
@@ -2251,6 +2270,7 @@
       </w:pPr>
       <w:r>
         <w:rPr>
+          <w:noProof/>
           <w:sz w:val="28"/>
           <w:szCs w:val="28"/>
         </w:rPr>
@@ -3430,8 +3450,6 @@
         </w:rPr>
         <w:t>on</w:t>
       </w:r>
-      <w:bookmarkStart w:id="0" w:name="_GoBack"/>
-      <w:bookmarkEnd w:id="0"/>
       <w:r>
         <w:rPr>
           <w:sz w:val="28"/>
@@ -4207,6 +4225,7 @@
   <w:style w:type="character" w:default="1" w:styleId="DefaultParagraphFont">
     <w:name w:val="Default Paragraph Font"/>
     <w:uiPriority w:val="1"/>
+    <w:semiHidden/>
     <w:unhideWhenUsed/>
   </w:style>
   <w:style w:type="table" w:default="1" w:styleId="TableNormal">
